--- a/DocumentacaoFinal/INTEGRA_2026_Entrega_7_23_Queda_do_Banco_Principal_e_Tabela_de_Comandos.docx
+++ b/DocumentacaoFinal/INTEGRA_2026_Entrega_7_23_Queda_do_Banco_Principal_e_Tabela_de_Comandos.docx
@@ -605,7 +605,7 @@
                 <w:szCs w:val="17"/>
                 <w:lang w:val="pt-BR"/>
               </w:rPr>
-              <w:t xml:space="preserve">Pedidos de Natã da Silva Baracho: "quero que você simule 600 lacres que perderam o sinal do banco principal, vamos ver se o banco aguenta, mantenha por 1 hora"; e "quero que faça o teste agora na tabela commands".</w:t>
+              <w:t xml:space="preserve">Síntese das instruções dadas à IA. Contexto: fila local e Worker em uso; faltava provar o comportamento numa queda longa. Tarefa: simular 600 lacres enviando com o banco principal fora do ar por 1 hora, para ver se o banco local aguenta; depois, testar em volume a tabela de comandos de válvula. Restrições: usar pastas temporárias, sem tocar no banco do projeto. Entrega esperada: dois testes repetíveis e relatório com as medidas.</w:t>
             </w:r>
           </w:p>
         </w:tc>
@@ -883,7 +883,7 @@
                 <w:szCs w:val="17"/>
                 <w:lang w:val="pt-BR"/>
               </w:rPr>
-              <w:t xml:space="preserve">Queda de 1 hora: 13 de 13 verificações; 215.869 leituras aceitas sem recusa; banco com 137 MB; nada perdido nem duplicado. Tabela de comandos: 24 de 24; 3.000 comandos com o dispositivo, o tipo e o resultado certos. Natã da Silva Baracho respondeu o questionário de 7 perguntas e aprovou em 10/10/2026.</w:t>
+              <w:t xml:space="preserve">Natã da Silva Baracho, responsável pelo backend, leu o relatório de teste, conferiu os resultados com o que tinha pedido e respondeu o questionário de validação (7 perguntas). Aprovou a entrega em 10/10/2026. Evidências do relatório: queda de 1 hora com 13 de 13 verificações, 215.869 leituras aceitas sem recusa e nada perdido nem duplicado; tabela de comandos com 24 de 24 e 3.000 comandos conferidos. Os testes foram executados pela IA; a decisão de aprovar foi do responsável.</w:t>
             </w:r>
           </w:p>
         </w:tc>
